--- a/src/etc_docgen/templates/thiet-ke-kien-truc.docx
+++ b/src/etc_docgen/templates/thiet-ke-kien-truc.docx
@@ -7075,6 +7075,32 @@
         </w:tc>
       </w:tr>
     </w:tbl>
+    <w:p>
+      <w:pPr>
+        <w:pStyle w:val="Heading2"/>
+      </w:pPr>
+      <w:r>
+        <w:t>Tổng quan nghiệp vụ</w:t>
+      </w:r>
+    </w:p>
+    <w:p>
+      <w:r>
+        <w:t>{{ architecture.business_overview or '[CẦN BỔ SUNG: Tổng quan nghiệp vụ — Business view per Khung KT CPĐT 4.0]' }}</w:t>
+      </w:r>
+    </w:p>
+    <w:p>
+      <w:pPr>
+        <w:pStyle w:val="Heading2"/>
+      </w:pPr>
+      <w:r>
+        <w:t>Nguyên tắc thiết kế kiến trúc</w:t>
+      </w:r>
+    </w:p>
+    <w:p>
+      <w:r>
+        <w:t>{{ architecture.design_principles or '[CẦN BỔ SUNG: Nguyên tắc thiết kế — scalability, security-by-design, modularity, reusability]' }}</w:t>
+      </w:r>
+    </w:p>
     <w:sectPr>
       <w:headerReference w:type="default" r:id="rId9"/>
       <w:footerReference w:type="default" r:id="rId10"/>
